--- a/week2_project/Week2_Data_Storytelling_Report.docx
+++ b/week2_project/Week2_Data_Storytelling_Report.docx
@@ -3267,7 +3267,7 @@
           <w:sz w:val="22"/>
           <w:szCs w:val="22"/>
         </w:rPr>
-        <w:t xml:space="preserve">All work is in one Python script (week2_storytelling.py). It loads the data, runs the checks, creates the seven figures with Matplotlib and Seaborn, and writes every number quoted in this report to a text file (reports/key_numbers.txt). Pandas handles the data, scikit-learn provides the separation scores, the PCA and the cross-validation. Because the dataset ships with scikit-learn, the script runs offline and gives the same results every time (random seeds are fixed).</w:t>
+        <w:t xml:space="preserve">All work is in one Python script (week2_storytelling.py). It loads the data, runs the checks, creates the seven figures with Matplotlib and Seaborn, and writes every number quoted in this report to a text file (reports/key_numbers.txt). Pandas handles the data, scikit-learn provides the separation scores, the PCA and the cross-validation. Because the dataset ships with scikit-learn, the script runs offline and gives the same results every time (random seeds are fixed). If scikit-learn cannot be loaded, for example because a computer's security policy blocks it, the script continues with the saved CSV file and NumPy and produces identical figures; only the cross-validation table in Section 6.3 is skipped.</w:t>
       </w:r>
     </w:p>
     <w:p>
